--- a/templates/08-bo-mau-cap-1-2/04-ho-so-de-xuat-cap-do.docx
+++ b/templates/08-bo-mau-cap-1-2/04-ho-so-de-xuat-cap-do.docx
@@ -6822,11 +6822,11 @@
         <w:tblLayout w:type="autofit"/>
       </w:tblPr>
       <w:tblGrid>
-        <w:gridCol w:w="1701"/>
-        <w:gridCol w:w="2006"/>
-        <w:gridCol w:w="1842"/>
-        <w:gridCol w:w="1531"/>
-        <w:gridCol w:w="1945"/>
+        <w:gridCol w:w="1656"/>
+        <w:gridCol w:w="1969"/>
+        <w:gridCol w:w="1793"/>
+        <w:gridCol w:w="1744"/>
+        <w:gridCol w:w="1863"/>
       </w:tblGrid>
       <w:tr>
         <w:trPr>
@@ -6835,7 +6835,7 @@
         </w:trPr>
         <w:tc>
           <w:tcPr>
-            <w:tcW w:type="dxa" w:w="1701"/>
+            <w:tcW w:type="dxa" w:w="1656"/>
             <w:tcBorders>
               <w:top w:val="single" w:color="000000" w:sz="4"/>
               <w:left w:val="single" w:color="000000" w:sz="4"/>
@@ -6873,7 +6873,7 @@
         </w:tc>
         <w:tc>
           <w:tcPr>
-            <w:tcW w:type="dxa" w:w="2006"/>
+            <w:tcW w:type="dxa" w:w="1969"/>
             <w:tcBorders>
               <w:top w:val="single" w:color="000000" w:sz="4"/>
               <w:left w:val="single" w:color="000000" w:sz="4"/>
@@ -6911,7 +6911,7 @@
         </w:tc>
         <w:tc>
           <w:tcPr>
-            <w:tcW w:type="dxa" w:w="1842"/>
+            <w:tcW w:type="dxa" w:w="1793"/>
             <w:tcBorders>
               <w:top w:val="single" w:color="000000" w:sz="4"/>
               <w:left w:val="single" w:color="000000" w:sz="4"/>
@@ -6949,7 +6949,7 @@
         </w:tc>
         <w:tc>
           <w:tcPr>
-            <w:tcW w:type="dxa" w:w="1531"/>
+            <w:tcW w:type="dxa" w:w="1744"/>
             <w:tcBorders>
               <w:top w:val="single" w:color="000000" w:sz="4"/>
               <w:left w:val="single" w:color="000000" w:sz="4"/>
@@ -6987,7 +6987,7 @@
         </w:tc>
         <w:tc>
           <w:tcPr>
-            <w:tcW w:type="dxa" w:w="1945"/>
+            <w:tcW w:type="dxa" w:w="1863"/>
             <w:tcBorders>
               <w:top w:val="single" w:color="000000" w:sz="4"/>
               <w:left w:val="single" w:color="000000" w:sz="4"/>
@@ -7031,7 +7031,7 @@
         </w:trPr>
         <w:tc>
           <w:tcPr>
-            <w:tcW w:type="dxa" w:w="1701"/>
+            <w:tcW w:type="dxa" w:w="1656"/>
             <w:tcBorders>
               <w:top w:val="single" w:color="000000" w:sz="4"/>
               <w:left w:val="single" w:color="000000" w:sz="4"/>
@@ -7068,7 +7068,7 @@
         </w:tc>
         <w:tc>
           <w:tcPr>
-            <w:tcW w:type="dxa" w:w="2006"/>
+            <w:tcW w:type="dxa" w:w="1969"/>
             <w:tcBorders>
               <w:top w:val="single" w:color="000000" w:sz="4"/>
               <w:left w:val="single" w:color="000000" w:sz="4"/>
@@ -7106,7 +7106,7 @@
         </w:tc>
         <w:tc>
           <w:tcPr>
-            <w:tcW w:type="dxa" w:w="1842"/>
+            <w:tcW w:type="dxa" w:w="1793"/>
             <w:tcBorders>
               <w:top w:val="single" w:color="000000" w:sz="4"/>
               <w:left w:val="single" w:color="000000" w:sz="4"/>
@@ -7144,7 +7144,7 @@
         </w:tc>
         <w:tc>
           <w:tcPr>
-            <w:tcW w:type="dxa" w:w="1531"/>
+            <w:tcW w:type="dxa" w:w="1744"/>
             <w:tcBorders>
               <w:top w:val="single" w:color="000000" w:sz="4"/>
               <w:left w:val="single" w:color="000000" w:sz="4"/>
@@ -7182,7 +7182,7 @@
         </w:tc>
         <w:tc>
           <w:tcPr>
-            <w:tcW w:type="dxa" w:w="1945"/>
+            <w:tcW w:type="dxa" w:w="1863"/>
             <w:tcBorders>
               <w:top w:val="single" w:color="000000" w:sz="4"/>
               <w:left w:val="single" w:color="000000" w:sz="4"/>
@@ -7225,7 +7225,7 @@
         </w:trPr>
         <w:tc>
           <w:tcPr>
-            <w:tcW w:type="dxa" w:w="1701"/>
+            <w:tcW w:type="dxa" w:w="1656"/>
             <w:tcBorders>
               <w:top w:val="single" w:color="000000" w:sz="4"/>
               <w:left w:val="single" w:color="000000" w:sz="4"/>
@@ -7262,7 +7262,7 @@
         </w:tc>
         <w:tc>
           <w:tcPr>
-            <w:tcW w:type="dxa" w:w="2006"/>
+            <w:tcW w:type="dxa" w:w="1969"/>
             <w:tcBorders>
               <w:top w:val="single" w:color="000000" w:sz="4"/>
               <w:left w:val="single" w:color="000000" w:sz="4"/>
@@ -7300,7 +7300,7 @@
         </w:tc>
         <w:tc>
           <w:tcPr>
-            <w:tcW w:type="dxa" w:w="1842"/>
+            <w:tcW w:type="dxa" w:w="1793"/>
             <w:tcBorders>
               <w:top w:val="single" w:color="000000" w:sz="4"/>
               <w:left w:val="single" w:color="000000" w:sz="4"/>
@@ -7338,7 +7338,7 @@
         </w:tc>
         <w:tc>
           <w:tcPr>
-            <w:tcW w:type="dxa" w:w="1531"/>
+            <w:tcW w:type="dxa" w:w="1744"/>
             <w:tcBorders>
               <w:top w:val="single" w:color="000000" w:sz="4"/>
               <w:left w:val="single" w:color="000000" w:sz="4"/>
@@ -7376,7 +7376,7 @@
         </w:tc>
         <w:tc>
           <w:tcPr>
-            <w:tcW w:type="dxa" w:w="1945"/>
+            <w:tcW w:type="dxa" w:w="1863"/>
             <w:tcBorders>
               <w:top w:val="single" w:color="000000" w:sz="4"/>
               <w:left w:val="single" w:color="000000" w:sz="4"/>
@@ -7419,7 +7419,7 @@
         </w:trPr>
         <w:tc>
           <w:tcPr>
-            <w:tcW w:type="dxa" w:w="1701"/>
+            <w:tcW w:type="dxa" w:w="1656"/>
             <w:tcBorders>
               <w:top w:val="single" w:color="000000" w:sz="4"/>
               <w:left w:val="single" w:color="000000" w:sz="4"/>
@@ -7456,7 +7456,7 @@
         </w:tc>
         <w:tc>
           <w:tcPr>
-            <w:tcW w:type="dxa" w:w="2006"/>
+            <w:tcW w:type="dxa" w:w="1969"/>
             <w:tcBorders>
               <w:top w:val="single" w:color="000000" w:sz="4"/>
               <w:left w:val="single" w:color="000000" w:sz="4"/>
@@ -7494,7 +7494,7 @@
         </w:tc>
         <w:tc>
           <w:tcPr>
-            <w:tcW w:type="dxa" w:w="1842"/>
+            <w:tcW w:type="dxa" w:w="1793"/>
             <w:tcBorders>
               <w:top w:val="single" w:color="000000" w:sz="4"/>
               <w:left w:val="single" w:color="000000" w:sz="4"/>
@@ -7532,7 +7532,7 @@
         </w:tc>
         <w:tc>
           <w:tcPr>
-            <w:tcW w:type="dxa" w:w="1531"/>
+            <w:tcW w:type="dxa" w:w="1744"/>
             <w:tcBorders>
               <w:top w:val="single" w:color="000000" w:sz="4"/>
               <w:left w:val="single" w:color="000000" w:sz="4"/>
@@ -7570,7 +7570,7 @@
         </w:tc>
         <w:tc>
           <w:tcPr>
-            <w:tcW w:type="dxa" w:w="1945"/>
+            <w:tcW w:type="dxa" w:w="1863"/>
             <w:tcBorders>
               <w:top w:val="single" w:color="000000" w:sz="4"/>
               <w:left w:val="single" w:color="000000" w:sz="4"/>
@@ -7613,7 +7613,7 @@
         </w:trPr>
         <w:tc>
           <w:tcPr>
-            <w:tcW w:type="dxa" w:w="1701"/>
+            <w:tcW w:type="dxa" w:w="1656"/>
             <w:tcBorders>
               <w:top w:val="single" w:color="000000" w:sz="4"/>
               <w:left w:val="single" w:color="000000" w:sz="4"/>
@@ -7650,7 +7650,7 @@
         </w:tc>
         <w:tc>
           <w:tcPr>
-            <w:tcW w:type="dxa" w:w="2006"/>
+            <w:tcW w:type="dxa" w:w="1969"/>
             <w:tcBorders>
               <w:top w:val="single" w:color="000000" w:sz="4"/>
               <w:left w:val="single" w:color="000000" w:sz="4"/>
@@ -7688,7 +7688,7 @@
         </w:tc>
         <w:tc>
           <w:tcPr>
-            <w:tcW w:type="dxa" w:w="1842"/>
+            <w:tcW w:type="dxa" w:w="1793"/>
             <w:tcBorders>
               <w:top w:val="single" w:color="000000" w:sz="4"/>
               <w:left w:val="single" w:color="000000" w:sz="4"/>
@@ -7726,7 +7726,7 @@
         </w:tc>
         <w:tc>
           <w:tcPr>
-            <w:tcW w:type="dxa" w:w="1531"/>
+            <w:tcW w:type="dxa" w:w="1744"/>
             <w:tcBorders>
               <w:top w:val="single" w:color="000000" w:sz="4"/>
               <w:left w:val="single" w:color="000000" w:sz="4"/>
@@ -7764,7 +7764,7 @@
         </w:tc>
         <w:tc>
           <w:tcPr>
-            <w:tcW w:type="dxa" w:w="1945"/>
+            <w:tcW w:type="dxa" w:w="1863"/>
             <w:tcBorders>
               <w:top w:val="single" w:color="000000" w:sz="4"/>
               <w:left w:val="single" w:color="000000" w:sz="4"/>
@@ -7807,7 +7807,7 @@
         </w:trPr>
         <w:tc>
           <w:tcPr>
-            <w:tcW w:type="dxa" w:w="1701"/>
+            <w:tcW w:type="dxa" w:w="1656"/>
             <w:tcBorders>
               <w:top w:val="single" w:color="000000" w:sz="4"/>
               <w:left w:val="single" w:color="000000" w:sz="4"/>
@@ -7844,7 +7844,7 @@
         </w:tc>
         <w:tc>
           <w:tcPr>
-            <w:tcW w:type="dxa" w:w="2006"/>
+            <w:tcW w:type="dxa" w:w="1969"/>
             <w:tcBorders>
               <w:top w:val="single" w:color="000000" w:sz="4"/>
               <w:left w:val="single" w:color="000000" w:sz="4"/>
@@ -7882,7 +7882,7 @@
         </w:tc>
         <w:tc>
           <w:tcPr>
-            <w:tcW w:type="dxa" w:w="1842"/>
+            <w:tcW w:type="dxa" w:w="1793"/>
             <w:tcBorders>
               <w:top w:val="single" w:color="000000" w:sz="4"/>
               <w:left w:val="single" w:color="000000" w:sz="4"/>
@@ -7920,7 +7920,7 @@
         </w:tc>
         <w:tc>
           <w:tcPr>
-            <w:tcW w:type="dxa" w:w="1531"/>
+            <w:tcW w:type="dxa" w:w="1744"/>
             <w:tcBorders>
               <w:top w:val="single" w:color="000000" w:sz="4"/>
               <w:left w:val="single" w:color="000000" w:sz="4"/>
@@ -7952,13 +7952,13 @@
                 <w:szCs w:val="22"/>
                 <w:highlight w:val="yellow"/>
               </w:rPr>
-              <w:t xml:space="preserve">VLAN 40</w:t>
-            </w:r>
-          </w:p>
-        </w:tc>
-        <w:tc>
-          <w:tcPr>
-            <w:tcW w:type="dxa" w:w="1945"/>
+              <w:t xml:space="preserve">VLAN 40 (triển khai trước 30/11/2026)</w:t>
+            </w:r>
+          </w:p>
+        </w:tc>
+        <w:tc>
+          <w:tcPr>
+            <w:tcW w:type="dxa" w:w="1863"/>
             <w:tcBorders>
               <w:top w:val="single" w:color="000000" w:sz="4"/>
               <w:left w:val="single" w:color="000000" w:sz="4"/>
@@ -8001,7 +8001,7 @@
         </w:trPr>
         <w:tc>
           <w:tcPr>
-            <w:tcW w:type="dxa" w:w="1701"/>
+            <w:tcW w:type="dxa" w:w="1656"/>
             <w:tcBorders>
               <w:top w:val="single" w:color="000000" w:sz="4"/>
               <w:left w:val="single" w:color="000000" w:sz="4"/>
@@ -8038,7 +8038,7 @@
         </w:tc>
         <w:tc>
           <w:tcPr>
-            <w:tcW w:type="dxa" w:w="2006"/>
+            <w:tcW w:type="dxa" w:w="1969"/>
             <w:tcBorders>
               <w:top w:val="single" w:color="000000" w:sz="4"/>
               <w:left w:val="single" w:color="000000" w:sz="4"/>
@@ -8076,7 +8076,7 @@
         </w:tc>
         <w:tc>
           <w:tcPr>
-            <w:tcW w:type="dxa" w:w="1842"/>
+            <w:tcW w:type="dxa" w:w="1793"/>
             <w:tcBorders>
               <w:top w:val="single" w:color="000000" w:sz="4"/>
               <w:left w:val="single" w:color="000000" w:sz="4"/>
@@ -8114,7 +8114,7 @@
         </w:tc>
         <w:tc>
           <w:tcPr>
-            <w:tcW w:type="dxa" w:w="1531"/>
+            <w:tcW w:type="dxa" w:w="1744"/>
             <w:tcBorders>
               <w:top w:val="single" w:color="000000" w:sz="4"/>
               <w:left w:val="single" w:color="000000" w:sz="4"/>
@@ -8152,7 +8152,7 @@
         </w:tc>
         <w:tc>
           <w:tcPr>
-            <w:tcW w:type="dxa" w:w="1945"/>
+            <w:tcW w:type="dxa" w:w="1863"/>
             <w:tcBorders>
               <w:top w:val="single" w:color="000000" w:sz="4"/>
               <w:left w:val="single" w:color="000000" w:sz="4"/>
@@ -8195,7 +8195,7 @@
         </w:trPr>
         <w:tc>
           <w:tcPr>
-            <w:tcW w:type="dxa" w:w="1701"/>
+            <w:tcW w:type="dxa" w:w="1656"/>
             <w:tcBorders>
               <w:top w:val="single" w:color="000000" w:sz="4"/>
               <w:left w:val="single" w:color="000000" w:sz="4"/>
@@ -8232,7 +8232,7 @@
         </w:tc>
         <w:tc>
           <w:tcPr>
-            <w:tcW w:type="dxa" w:w="2006"/>
+            <w:tcW w:type="dxa" w:w="1969"/>
             <w:tcBorders>
               <w:top w:val="single" w:color="000000" w:sz="4"/>
               <w:left w:val="single" w:color="000000" w:sz="4"/>
@@ -8270,7 +8270,7 @@
         </w:tc>
         <w:tc>
           <w:tcPr>
-            <w:tcW w:type="dxa" w:w="1842"/>
+            <w:tcW w:type="dxa" w:w="1793"/>
             <w:tcBorders>
               <w:top w:val="single" w:color="000000" w:sz="4"/>
               <w:left w:val="single" w:color="000000" w:sz="4"/>
@@ -8308,7 +8308,7 @@
         </w:tc>
         <w:tc>
           <w:tcPr>
-            <w:tcW w:type="dxa" w:w="1531"/>
+            <w:tcW w:type="dxa" w:w="1744"/>
             <w:tcBorders>
               <w:top w:val="single" w:color="000000" w:sz="4"/>
               <w:left w:val="single" w:color="000000" w:sz="4"/>
@@ -8346,7 +8346,7 @@
         </w:tc>
         <w:tc>
           <w:tcPr>
-            <w:tcW w:type="dxa" w:w="1945"/>
+            <w:tcW w:type="dxa" w:w="1863"/>
             <w:tcBorders>
               <w:top w:val="single" w:color="000000" w:sz="4"/>
               <w:left w:val="single" w:color="000000" w:sz="4"/>
@@ -15316,7 +15316,7 @@
                 <w:szCs w:val="22"/>
                 <w:highlight w:val="yellow"/>
               </w:rPr>
-              <w:t xml:space="preserve">Đã đáp ứng: quy trình tại Quy chế; đánh giá lần đầu tháng 9/2026</w:t>
+              <w:t xml:space="preserve">Đã đáp ứng: quy trình tại Quy chế; đánh giá lần đầu tháng 10/2026</w:t>
             </w:r>
           </w:p>
         </w:tc>
@@ -17464,7 +17464,7 @@
                 <w:szCs w:val="22"/>
                 <w:highlight w:val="yellow"/>
               </w:rPr>
-              <w:t xml:space="preserve">Đáp ứng một phần: đã phân VLAN; chưa giới hạn nguồn quản trị; tường lửa chưa có thiết bị dự phòng</w:t>
+              <w:t xml:space="preserve">Đáp ứng một phần: đã phân VLAN máy chủ, người dùng; Wi-Fi khách chưa tách vùng riêng; chưa giới hạn nguồn quản trị; tường lửa chưa có thiết bị dự phòng</w:t>
             </w:r>
           </w:p>
         </w:tc>

--- a/templates/08-bo-mau-cap-1-2/04-ho-so-de-xuat-cap-do.docx
+++ b/templates/08-bo-mau-cap-1-2/04-ho-so-de-xuat-cap-do.docx
@@ -2225,7 +2225,7 @@
                 <w:szCs w:val="24"/>
                 <w:highlight w:val="yellow"/>
               </w:rPr>
-              <w:t xml:space="preserve">Thư điện tử đám mây (Công ty TNHH Dịch vụ Thư Mẫu); bản quyền và bảo trì phần mềm ERP (Công ty TNHH Phần mềm Kế toán Mẫu); đường truyền Internet (nhà mạng Mẫu)</w:t>
+              <w:t xml:space="preserve">Thư điện tử đám mây (Công ty TNHH Dữ liệu Mẫu); bản quyền và bảo trì phần mềm ERP (Công ty TNHH Phần mềm Mẫu); đường truyền Internet (nhà mạng Mẫu)</w:t>
             </w:r>
           </w:p>
         </w:tc>
@@ -2549,7 +2549,7 @@
                 <w:szCs w:val="22"/>
                 <w:highlight w:val="yellow"/>
               </w:rPr>
-              <w:t xml:space="preserve">120 tài khoản; khoảng 200 GB dữ liệu văn bản; hoạt động giờ hành chính</w:t>
+              <w:t xml:space="preserve">40 tài khoản; khoảng 80 GB dữ liệu văn bản; hoạt động giờ hành chính</w:t>
             </w:r>
           </w:p>
         </w:tc>
